--- a/3k2s/STSR3-2/лабы/Лабораторная_работа_08.docx
+++ b/3k2s/STSR3-2/лабы/Лабораторная_работа_08.docx
@@ -317,27 +317,7 @@
                 <w:szCs w:val="28"/>
                 <w:lang w:val="en-US"/>
               </w:rPr>
-              <w:t>/</w:t>
-            </w:r>
-            <w:proofErr w:type="spellStart"/>
-            <w:r>
-              <w:rPr>
-                <w:rFonts w:ascii="Courier New" w:hAnsi="Courier New" w:cs="Courier New"/>
-                <w:sz w:val="28"/>
-                <w:szCs w:val="28"/>
-                <w:lang w:val="en-US"/>
-              </w:rPr>
-              <w:t>connection?set</w:t>
-            </w:r>
-            <w:proofErr w:type="spellEnd"/>
-            <w:r>
-              <w:rPr>
-                <w:rFonts w:ascii="Courier New" w:hAnsi="Courier New" w:cs="Courier New"/>
-                <w:sz w:val="28"/>
-                <w:szCs w:val="28"/>
-                <w:lang w:val="en-US"/>
-              </w:rPr>
-              <w:t>=</w:t>
+              <w:t>/connection?set=</w:t>
             </w:r>
             <w:r>
               <w:rPr>
@@ -518,7 +498,6 @@
               </w:rPr>
               <w:t>/</w:t>
             </w:r>
-            <w:proofErr w:type="spellStart"/>
             <w:r>
               <w:rPr>
                 <w:rFonts w:ascii="Courier New" w:hAnsi="Courier New" w:cs="Courier New"/>
@@ -544,17 +523,7 @@
                 <w:szCs w:val="28"/>
                 <w:lang w:val="en-US"/>
               </w:rPr>
-              <w:t>x</w:t>
-            </w:r>
-            <w:proofErr w:type="spellEnd"/>
-            <w:r>
-              <w:rPr>
-                <w:rFonts w:ascii="Courier New" w:hAnsi="Courier New" w:cs="Courier New"/>
-                <w:sz w:val="28"/>
-                <w:szCs w:val="28"/>
-                <w:lang w:val="en-US"/>
-              </w:rPr>
-              <w:t>=</w:t>
+              <w:t>x=</w:t>
             </w:r>
             <w:r>
               <w:rPr>
@@ -925,27 +894,7 @@
                 <w:szCs w:val="28"/>
                 <w:lang w:val="en-US"/>
               </w:rPr>
-              <w:t>/</w:t>
-            </w:r>
-            <w:proofErr w:type="spellStart"/>
-            <w:r>
-              <w:rPr>
-                <w:rFonts w:ascii="Courier New" w:hAnsi="Courier New" w:cs="Courier New"/>
-                <w:sz w:val="28"/>
-                <w:szCs w:val="28"/>
-                <w:lang w:val="en-US"/>
-              </w:rPr>
-              <w:t>req</w:t>
-            </w:r>
-            <w:proofErr w:type="spellEnd"/>
-            <w:r>
-              <w:rPr>
-                <w:rFonts w:ascii="Courier New" w:hAnsi="Courier New" w:cs="Courier New"/>
-                <w:sz w:val="28"/>
-                <w:szCs w:val="28"/>
-                <w:lang w:val="en-US"/>
-              </w:rPr>
-              <w:t>-data</w:t>
+              <w:t>/req-data</w:t>
             </w:r>
           </w:p>
         </w:tc>
@@ -1022,7 +971,6 @@
               </w:rPr>
               <w:t>/</w:t>
             </w:r>
-            <w:proofErr w:type="spellStart"/>
             <w:r>
               <w:rPr>
                 <w:rFonts w:ascii="Courier New" w:hAnsi="Courier New" w:cs="Courier New"/>
@@ -1068,7 +1016,6 @@
               </w:rPr>
               <w:t>code</w:t>
             </w:r>
-            <w:proofErr w:type="spellEnd"/>
             <w:r>
               <w:rPr>
                 <w:rFonts w:ascii="Courier New" w:hAnsi="Courier New" w:cs="Courier New"/>
@@ -1078,7 +1025,6 @@
               </w:rPr>
               <w:t>=</w:t>
             </w:r>
-            <w:proofErr w:type="spellStart"/>
             <w:r>
               <w:rPr>
                 <w:rFonts w:ascii="Courier New" w:hAnsi="Courier New" w:cs="Courier New"/>
@@ -1106,17 +1052,7 @@
                 <w:szCs w:val="28"/>
                 <w:lang w:val="en-US"/>
               </w:rPr>
-              <w:t>mess</w:t>
-            </w:r>
-            <w:proofErr w:type="spellEnd"/>
-            <w:r>
-              <w:rPr>
-                <w:rFonts w:ascii="Courier New" w:hAnsi="Courier New" w:cs="Courier New"/>
-                <w:sz w:val="28"/>
-                <w:szCs w:val="28"/>
-                <w:lang w:val="en-US"/>
-              </w:rPr>
-              <w:t>=</w:t>
+              <w:t>mess=</w:t>
             </w:r>
             <w:r>
               <w:rPr>
@@ -1202,19 +1138,8 @@
                 <w:szCs w:val="28"/>
                 <w:lang w:val="en-US"/>
               </w:rPr>
-              <w:t>/</w:t>
+              <w:t>/formparameter</w:t>
             </w:r>
-            <w:proofErr w:type="spellStart"/>
-            <w:r>
-              <w:rPr>
-                <w:rFonts w:ascii="Courier New" w:hAnsi="Courier New" w:cs="Courier New"/>
-                <w:sz w:val="28"/>
-                <w:szCs w:val="28"/>
-                <w:lang w:val="en-US"/>
-              </w:rPr>
-              <w:t>formparameter</w:t>
-            </w:r>
-            <w:proofErr w:type="spellEnd"/>
           </w:p>
         </w:tc>
         <w:tc>
@@ -1288,19 +1213,8 @@
                 <w:szCs w:val="28"/>
                 <w:lang w:val="en-US"/>
               </w:rPr>
-              <w:t>/</w:t>
+              <w:t>/json</w:t>
             </w:r>
-            <w:proofErr w:type="spellStart"/>
-            <w:r>
-              <w:rPr>
-                <w:rFonts w:ascii="Courier New" w:hAnsi="Courier New" w:cs="Courier New"/>
-                <w:sz w:val="28"/>
-                <w:szCs w:val="28"/>
-                <w:lang w:val="en-US"/>
-              </w:rPr>
-              <w:t>json</w:t>
-            </w:r>
-            <w:proofErr w:type="spellEnd"/>
           </w:p>
         </w:tc>
         <w:tc>
@@ -1550,7 +1464,6 @@
               </w:rPr>
               <w:t>/</w:t>
             </w:r>
-            <w:proofErr w:type="spellStart"/>
             <w:r>
               <w:rPr>
                 <w:rFonts w:ascii="Courier New" w:hAnsi="Courier New" w:cs="Courier New"/>
@@ -1561,7 +1474,6 @@
               </w:rPr>
               <w:t>filename</w:t>
             </w:r>
-            <w:proofErr w:type="spellEnd"/>
           </w:p>
         </w:tc>
         <w:tc>
@@ -1705,9 +1617,8 @@
           <w:szCs w:val="28"/>
           <w:u w:val="single"/>
         </w:rPr>
-        <w:t xml:space="preserve">Задание </w:t>
-      </w:r>
-      <w:proofErr w:type="gramStart"/>
+        <w:t>Задание 0</w:t>
+      </w:r>
       <w:r>
         <w:rPr>
           <w:rFonts w:ascii="Courier New" w:hAnsi="Courier New" w:cs="Courier New"/>
@@ -1716,16 +1627,6 @@
           <w:szCs w:val="28"/>
           <w:u w:val="single"/>
         </w:rPr>
-        <w:t>0</w:t>
-      </w:r>
-      <w:r>
-        <w:rPr>
-          <w:rFonts w:ascii="Courier New" w:hAnsi="Courier New" w:cs="Courier New"/>
-          <w:b/>
-          <w:sz w:val="28"/>
-          <w:szCs w:val="28"/>
-          <w:u w:val="single"/>
-        </w:rPr>
         <w:t>1</w:t>
       </w:r>
       <w:r>
@@ -1744,28 +1645,7 @@
           <w:szCs w:val="28"/>
           <w:lang w:val="en-US"/>
         </w:rPr>
-        <w:t>/</w:t>
-      </w:r>
-      <w:proofErr w:type="spellStart"/>
-      <w:proofErr w:type="gramEnd"/>
-      <w:r>
-        <w:rPr>
-          <w:rFonts w:ascii="Courier New" w:hAnsi="Courier New" w:cs="Courier New"/>
-          <w:sz w:val="28"/>
-          <w:szCs w:val="28"/>
-          <w:lang w:val="en-US"/>
-        </w:rPr>
-        <w:t>connection?set</w:t>
-      </w:r>
-      <w:proofErr w:type="spellEnd"/>
-      <w:r>
-        <w:rPr>
-          <w:rFonts w:ascii="Courier New" w:hAnsi="Courier New" w:cs="Courier New"/>
-          <w:sz w:val="28"/>
-          <w:szCs w:val="28"/>
-          <w:lang w:val="en-US"/>
-        </w:rPr>
-        <w:t>=</w:t>
+        <w:t>/connection?set=</w:t>
       </w:r>
       <w:r>
         <w:rPr>
@@ -1866,7 +1746,6 @@
         </w:rPr>
         <w:t xml:space="preserve"> в окно браузера вывести текущее значение системного параметра </w:t>
       </w:r>
-      <w:proofErr w:type="spellStart"/>
       <w:r>
         <w:rPr>
           <w:rFonts w:ascii="Courier New" w:hAnsi="Courier New" w:cs="Courier New"/>
@@ -1877,7 +1756,6 @@
         </w:rPr>
         <w:t>KeepAliveTimeout</w:t>
       </w:r>
-      <w:proofErr w:type="spellEnd"/>
       <w:r>
         <w:rPr>
           <w:rFonts w:ascii="Courier New" w:hAnsi="Courier New" w:cs="Courier New"/>
@@ -1991,19 +1869,8 @@
           <w:sz w:val="28"/>
           <w:szCs w:val="28"/>
         </w:rPr>
-        <w:t xml:space="preserve"> </w:t>
-      </w:r>
-      <w:bookmarkStart w:id="0" w:name="_GoBack"/>
-      <w:bookmarkEnd w:id="0"/>
-      <w:r>
-        <w:rPr>
-          <w:rFonts w:ascii="Courier New" w:hAnsi="Courier New" w:cs="Courier New"/>
-          <w:sz w:val="28"/>
-          <w:szCs w:val="28"/>
-        </w:rPr>
-        <w:t xml:space="preserve">установить новое значение системного параметра </w:t>
-      </w:r>
-      <w:proofErr w:type="spellStart"/>
+        <w:t xml:space="preserve"> установить новое значение системного параметра </w:t>
+      </w:r>
       <w:r>
         <w:rPr>
           <w:rFonts w:ascii="Courier New" w:hAnsi="Courier New" w:cs="Courier New"/>
@@ -2014,7 +1881,6 @@
         </w:rPr>
         <w:t>KeepAliveTimeout</w:t>
       </w:r>
-      <w:proofErr w:type="spellEnd"/>
       <w:r>
         <w:rPr>
           <w:rFonts w:ascii="Courier New" w:hAnsi="Courier New" w:cs="Courier New"/>
@@ -2043,7 +1909,6 @@
         </w:rPr>
         <w:t xml:space="preserve"> и  вывести в окно браузера сообщение установлено новое значение параметра  </w:t>
       </w:r>
-      <w:proofErr w:type="spellStart"/>
       <w:r>
         <w:rPr>
           <w:rFonts w:ascii="Courier New" w:hAnsi="Courier New" w:cs="Courier New"/>
@@ -2054,7 +1919,6 @@
         </w:rPr>
         <w:t>KepAliveTimeout</w:t>
       </w:r>
-      <w:proofErr w:type="spellEnd"/>
       <w:r>
         <w:rPr>
           <w:rFonts w:ascii="Courier New" w:hAnsi="Courier New" w:cs="Courier New"/>
@@ -2106,7 +1970,6 @@
         </w:rPr>
         <w:t xml:space="preserve">Продемонстрируйте влияние системного параметра </w:t>
       </w:r>
-      <w:proofErr w:type="spellStart"/>
       <w:r>
         <w:rPr>
           <w:rFonts w:ascii="Courier New" w:hAnsi="Courier New" w:cs="Courier New"/>
@@ -2117,7 +1980,6 @@
         </w:rPr>
         <w:t>KeepAliveTimeout</w:t>
       </w:r>
-      <w:proofErr w:type="spellEnd"/>
       <w:r>
         <w:rPr>
           <w:rFonts w:ascii="Courier New" w:hAnsi="Courier New" w:cs="Courier New"/>
@@ -2273,25 +2135,7 @@
           <w:sz w:val="28"/>
           <w:szCs w:val="28"/>
         </w:rPr>
-        <w:t xml:space="preserve">Сформируйте </w:t>
-      </w:r>
-      <w:proofErr w:type="gramStart"/>
-      <w:r>
-        <w:rPr>
-          <w:rFonts w:ascii="Courier New" w:hAnsi="Courier New" w:cs="Courier New"/>
-          <w:sz w:val="28"/>
-          <w:szCs w:val="28"/>
-        </w:rPr>
-        <w:t>собственный  пользовательский</w:t>
-      </w:r>
-      <w:proofErr w:type="gramEnd"/>
-      <w:r>
-        <w:rPr>
-          <w:rFonts w:ascii="Courier New" w:hAnsi="Courier New" w:cs="Courier New"/>
-          <w:sz w:val="28"/>
-          <w:szCs w:val="28"/>
-        </w:rPr>
-        <w:t xml:space="preserve"> заголовок ответа. </w:t>
+        <w:t xml:space="preserve">Сформируйте собственный  пользовательский заголовок ответа. </w:t>
       </w:r>
     </w:p>
     <w:p>
@@ -2443,8 +2287,6 @@
         </w:rPr>
         <w:t>/</w:t>
       </w:r>
-      <w:proofErr w:type="spellStart"/>
-      <w:proofErr w:type="gramStart"/>
       <w:r>
         <w:rPr>
           <w:rFonts w:ascii="Courier New" w:hAnsi="Courier New" w:cs="Courier New"/>
@@ -2470,18 +2312,7 @@
           <w:szCs w:val="28"/>
           <w:lang w:val="en-US"/>
         </w:rPr>
-        <w:t>x</w:t>
-      </w:r>
-      <w:proofErr w:type="spellEnd"/>
-      <w:proofErr w:type="gramEnd"/>
-      <w:r>
-        <w:rPr>
-          <w:rFonts w:ascii="Courier New" w:hAnsi="Courier New" w:cs="Courier New"/>
-          <w:sz w:val="28"/>
-          <w:szCs w:val="28"/>
-          <w:lang w:val="en-US"/>
-        </w:rPr>
-        <w:t>=</w:t>
+        <w:t>x=</w:t>
       </w:r>
       <w:r>
         <w:rPr>
@@ -2547,16 +2378,7 @@
           <w:sz w:val="28"/>
           <w:szCs w:val="28"/>
         </w:rPr>
-        <w:t xml:space="preserve">Проанализируйте значения </w:t>
-      </w:r>
-      <w:proofErr w:type="gramStart"/>
-      <w:r>
-        <w:rPr>
-          <w:rFonts w:ascii="Courier New" w:hAnsi="Courier New" w:cs="Courier New"/>
-          <w:sz w:val="28"/>
-          <w:szCs w:val="28"/>
-        </w:rPr>
-        <w:t xml:space="preserve">параметров  </w:t>
+        <w:t xml:space="preserve">Проанализируйте значения параметров  </w:t>
       </w:r>
       <w:r>
         <w:rPr>
@@ -2568,7 +2390,6 @@
         </w:rPr>
         <w:t>x</w:t>
       </w:r>
-      <w:proofErr w:type="gramEnd"/>
       <w:r>
         <w:rPr>
           <w:rFonts w:ascii="Courier New" w:hAnsi="Courier New" w:cs="Courier New"/>
@@ -2851,16 +2672,7 @@
           <w:sz w:val="28"/>
           <w:szCs w:val="28"/>
         </w:rPr>
-        <w:t xml:space="preserve">Проанализируйте значения </w:t>
-      </w:r>
-      <w:proofErr w:type="gramStart"/>
-      <w:r>
-        <w:rPr>
-          <w:rFonts w:ascii="Courier New" w:hAnsi="Courier New" w:cs="Courier New"/>
-          <w:sz w:val="28"/>
-          <w:szCs w:val="28"/>
-        </w:rPr>
-        <w:t xml:space="preserve">параметров  </w:t>
+        <w:t xml:space="preserve">Проанализируйте значения параметров  </w:t>
       </w:r>
       <w:r>
         <w:rPr>
@@ -2872,7 +2684,6 @@
         </w:rPr>
         <w:t>x</w:t>
       </w:r>
-      <w:proofErr w:type="gramEnd"/>
       <w:r>
         <w:rPr>
           <w:rFonts w:ascii="Courier New" w:hAnsi="Courier New" w:cs="Courier New"/>
@@ -3067,9 +2878,8 @@
           <w:u w:val="single"/>
           <w:lang w:val="en-US"/>
         </w:rPr>
-        <w:t xml:space="preserve"> </w:t>
-      </w:r>
-      <w:proofErr w:type="gramStart"/>
+        <w:t xml:space="preserve"> 0</w:t>
+      </w:r>
       <w:r>
         <w:rPr>
           <w:rFonts w:ascii="Courier New" w:hAnsi="Courier New" w:cs="Courier New"/>
@@ -3079,17 +2889,6 @@
           <w:u w:val="single"/>
           <w:lang w:val="en-US"/>
         </w:rPr>
-        <w:t>0</w:t>
-      </w:r>
-      <w:r>
-        <w:rPr>
-          <w:rFonts w:ascii="Courier New" w:hAnsi="Courier New" w:cs="Courier New"/>
-          <w:b/>
-          <w:sz w:val="28"/>
-          <w:szCs w:val="28"/>
-          <w:u w:val="single"/>
-          <w:lang w:val="en-US"/>
-        </w:rPr>
         <w:t>5</w:t>
       </w:r>
       <w:r>
@@ -3109,17 +2908,7 @@
           <w:szCs w:val="28"/>
           <w:lang w:val="en-US"/>
         </w:rPr>
-        <w:t>/</w:t>
-      </w:r>
-      <w:proofErr w:type="gramEnd"/>
-      <w:r>
-        <w:rPr>
-          <w:rFonts w:ascii="Courier New" w:hAnsi="Courier New" w:cs="Courier New"/>
-          <w:sz w:val="28"/>
-          <w:szCs w:val="28"/>
-          <w:lang w:val="en-US"/>
-        </w:rPr>
-        <w:t>close</w:t>
+        <w:t>/close</w:t>
       </w:r>
       <w:r>
         <w:rPr>
@@ -3199,9 +2988,8 @@
           <w:u w:val="single"/>
           <w:lang w:val="en-US"/>
         </w:rPr>
-        <w:t xml:space="preserve"> </w:t>
-      </w:r>
-      <w:proofErr w:type="gramStart"/>
+        <w:t xml:space="preserve"> 0</w:t>
+      </w:r>
       <w:r>
         <w:rPr>
           <w:rFonts w:ascii="Courier New" w:hAnsi="Courier New" w:cs="Courier New"/>
@@ -3211,17 +2999,6 @@
           <w:u w:val="single"/>
           <w:lang w:val="en-US"/>
         </w:rPr>
-        <w:t>0</w:t>
-      </w:r>
-      <w:r>
-        <w:rPr>
-          <w:rFonts w:ascii="Courier New" w:hAnsi="Courier New" w:cs="Courier New"/>
-          <w:b/>
-          <w:sz w:val="28"/>
-          <w:szCs w:val="28"/>
-          <w:u w:val="single"/>
-          <w:lang w:val="en-US"/>
-        </w:rPr>
         <w:t>6</w:t>
       </w:r>
       <w:r>
@@ -3241,17 +3018,7 @@
           <w:szCs w:val="28"/>
           <w:lang w:val="en-US"/>
         </w:rPr>
-        <w:t>/</w:t>
-      </w:r>
-      <w:proofErr w:type="gramEnd"/>
-      <w:r>
-        <w:rPr>
-          <w:rFonts w:ascii="Courier New" w:hAnsi="Courier New" w:cs="Courier New"/>
-          <w:sz w:val="28"/>
-          <w:szCs w:val="28"/>
-          <w:lang w:val="en-US"/>
-        </w:rPr>
-        <w:t>socket</w:t>
+        <w:t>/socket</w:t>
       </w:r>
       <w:r>
         <w:rPr>
@@ -3298,7 +3065,6 @@
         </w:rPr>
         <w:t xml:space="preserve">При получении этого запроса, в окно браузера выведите </w:t>
       </w:r>
-      <w:proofErr w:type="spellStart"/>
       <w:r>
         <w:rPr>
           <w:rFonts w:ascii="Courier New" w:hAnsi="Courier New" w:cs="Courier New"/>
@@ -3308,7 +3074,6 @@
         </w:rPr>
         <w:t>ip</w:t>
       </w:r>
-      <w:proofErr w:type="spellEnd"/>
       <w:r>
         <w:rPr>
           <w:rFonts w:ascii="Courier New" w:hAnsi="Courier New" w:cs="Courier New"/>
@@ -3349,7 +3114,6 @@
         </w:rPr>
         <w:t xml:space="preserve">порт клиента и </w:t>
       </w:r>
-      <w:proofErr w:type="spellStart"/>
       <w:r>
         <w:rPr>
           <w:rFonts w:ascii="Courier New" w:hAnsi="Courier New" w:cs="Courier New"/>
@@ -3359,7 +3123,6 @@
         </w:rPr>
         <w:t>ip</w:t>
       </w:r>
-      <w:proofErr w:type="spellEnd"/>
       <w:r>
         <w:rPr>
           <w:rFonts w:ascii="Courier New" w:hAnsi="Courier New" w:cs="Courier New"/>
@@ -3417,9 +3180,8 @@
           <w:szCs w:val="28"/>
           <w:u w:val="single"/>
         </w:rPr>
-        <w:t xml:space="preserve"> </w:t>
-      </w:r>
-      <w:proofErr w:type="gramStart"/>
+        <w:t xml:space="preserve"> 0</w:t>
+      </w:r>
       <w:r>
         <w:rPr>
           <w:rFonts w:ascii="Courier New" w:hAnsi="Courier New" w:cs="Courier New"/>
@@ -3428,16 +3190,6 @@
           <w:szCs w:val="28"/>
           <w:u w:val="single"/>
         </w:rPr>
-        <w:t>0</w:t>
-      </w:r>
-      <w:r>
-        <w:rPr>
-          <w:rFonts w:ascii="Courier New" w:hAnsi="Courier New" w:cs="Courier New"/>
-          <w:b/>
-          <w:sz w:val="28"/>
-          <w:szCs w:val="28"/>
-          <w:u w:val="single"/>
-        </w:rPr>
         <w:t>7</w:t>
       </w:r>
       <w:r>
@@ -3457,8 +3209,6 @@
         </w:rPr>
         <w:t>/</w:t>
       </w:r>
-      <w:proofErr w:type="spellStart"/>
-      <w:proofErr w:type="gramEnd"/>
       <w:r>
         <w:rPr>
           <w:rFonts w:ascii="Courier New" w:hAnsi="Courier New" w:cs="Courier New"/>
@@ -3468,7 +3218,6 @@
         </w:rPr>
         <w:t>req</w:t>
       </w:r>
-      <w:proofErr w:type="spellEnd"/>
       <w:r>
         <w:rPr>
           <w:rFonts w:ascii="Courier New" w:hAnsi="Courier New" w:cs="Courier New"/>
@@ -3528,25 +3277,7 @@
           <w:sz w:val="28"/>
           <w:szCs w:val="28"/>
         </w:rPr>
-        <w:t xml:space="preserve">Продемонстрируйте в этом запросе, </w:t>
-      </w:r>
-      <w:proofErr w:type="gramStart"/>
-      <w:r>
-        <w:rPr>
-          <w:rFonts w:ascii="Courier New" w:hAnsi="Courier New" w:cs="Courier New"/>
-          <w:sz w:val="28"/>
-          <w:szCs w:val="28"/>
-        </w:rPr>
-        <w:t>подобрав  достаточно</w:t>
-      </w:r>
-      <w:proofErr w:type="gramEnd"/>
-      <w:r>
-        <w:rPr>
-          <w:rFonts w:ascii="Courier New" w:hAnsi="Courier New" w:cs="Courier New"/>
-          <w:sz w:val="28"/>
-          <w:szCs w:val="28"/>
-        </w:rPr>
-        <w:t xml:space="preserve"> длинное сообщение в </w:t>
+        <w:t xml:space="preserve">Продемонстрируйте в этом запросе, подобрав  достаточно длинное сообщение в </w:t>
       </w:r>
       <w:r>
         <w:rPr>
@@ -3644,9 +3375,8 @@
           <w:u w:val="single"/>
           <w:lang w:val="en-US"/>
         </w:rPr>
-        <w:t xml:space="preserve"> </w:t>
-      </w:r>
-      <w:proofErr w:type="gramStart"/>
+        <w:t xml:space="preserve"> 0</w:t>
+      </w:r>
       <w:r>
         <w:rPr>
           <w:rFonts w:ascii="Courier New" w:hAnsi="Courier New" w:cs="Courier New"/>
@@ -3656,17 +3386,6 @@
           <w:u w:val="single"/>
           <w:lang w:val="en-US"/>
         </w:rPr>
-        <w:t>0</w:t>
-      </w:r>
-      <w:r>
-        <w:rPr>
-          <w:rFonts w:ascii="Courier New" w:hAnsi="Courier New" w:cs="Courier New"/>
-          <w:b/>
-          <w:sz w:val="28"/>
-          <w:szCs w:val="28"/>
-          <w:u w:val="single"/>
-          <w:lang w:val="en-US"/>
-        </w:rPr>
         <w:t>8</w:t>
       </w:r>
       <w:r>
@@ -3679,7 +3398,6 @@
         </w:rPr>
         <w:t xml:space="preserve">  </w:t>
       </w:r>
-      <w:proofErr w:type="spellStart"/>
       <w:r>
         <w:rPr>
           <w:rFonts w:ascii="Courier New" w:hAnsi="Courier New" w:cs="Courier New"/>
@@ -3689,7 +3407,6 @@
         </w:rPr>
         <w:t>resp</w:t>
       </w:r>
-      <w:proofErr w:type="gramEnd"/>
       <w:r>
         <w:rPr>
           <w:rFonts w:ascii="Courier New" w:hAnsi="Courier New" w:cs="Courier New"/>
@@ -3726,7 +3443,6 @@
         </w:rPr>
         <w:t>code</w:t>
       </w:r>
-      <w:proofErr w:type="spellEnd"/>
       <w:r>
         <w:rPr>
           <w:rFonts w:ascii="Courier New" w:hAnsi="Courier New" w:cs="Courier New"/>
@@ -3736,7 +3452,6 @@
         </w:rPr>
         <w:t>=</w:t>
       </w:r>
-      <w:proofErr w:type="spellStart"/>
       <w:r>
         <w:rPr>
           <w:rFonts w:ascii="Courier New" w:hAnsi="Courier New" w:cs="Courier New"/>
@@ -3764,17 +3479,7 @@
           <w:szCs w:val="28"/>
           <w:lang w:val="en-US"/>
         </w:rPr>
-        <w:t>mess</w:t>
-      </w:r>
-      <w:proofErr w:type="spellEnd"/>
-      <w:r>
-        <w:rPr>
-          <w:rFonts w:ascii="Courier New" w:hAnsi="Courier New" w:cs="Courier New"/>
-          <w:sz w:val="28"/>
-          <w:szCs w:val="28"/>
-          <w:lang w:val="en-US"/>
-        </w:rPr>
-        <w:t>=</w:t>
+        <w:t>mess=</w:t>
       </w:r>
       <w:r>
         <w:rPr>
@@ -3832,7 +3537,6 @@
         </w:rPr>
         <w:t xml:space="preserve">При получении этого запроса, сформируйте ответ, имеющий статус, заданный значением </w:t>
       </w:r>
-      <w:proofErr w:type="gramStart"/>
       <w:r>
         <w:rPr>
           <w:rFonts w:ascii="Courier New" w:hAnsi="Courier New" w:cs="Courier New"/>
@@ -3849,16 +3553,7 @@
           <w:sz w:val="28"/>
           <w:szCs w:val="28"/>
         </w:rPr>
-        <w:t xml:space="preserve">  и</w:t>
-      </w:r>
-      <w:proofErr w:type="gramEnd"/>
-      <w:r>
-        <w:rPr>
-          <w:rFonts w:ascii="Courier New" w:hAnsi="Courier New" w:cs="Courier New"/>
-          <w:sz w:val="28"/>
-          <w:szCs w:val="28"/>
-        </w:rPr>
-        <w:t xml:space="preserve"> пояснение к стат</w:t>
+        <w:t xml:space="preserve">  и пояснение к стат</w:t>
       </w:r>
       <w:r>
         <w:rPr>
@@ -3929,9 +3624,8 @@
           <w:u w:val="single"/>
           <w:lang w:val="en-US"/>
         </w:rPr>
-        <w:t xml:space="preserve"> </w:t>
-      </w:r>
-      <w:proofErr w:type="gramStart"/>
+        <w:t xml:space="preserve"> 0</w:t>
+      </w:r>
       <w:r>
         <w:rPr>
           <w:rFonts w:ascii="Courier New" w:hAnsi="Courier New" w:cs="Courier New"/>
@@ -3941,17 +3635,6 @@
           <w:u w:val="single"/>
           <w:lang w:val="en-US"/>
         </w:rPr>
-        <w:t>0</w:t>
-      </w:r>
-      <w:r>
-        <w:rPr>
-          <w:rFonts w:ascii="Courier New" w:hAnsi="Courier New" w:cs="Courier New"/>
-          <w:b/>
-          <w:sz w:val="28"/>
-          <w:szCs w:val="28"/>
-          <w:u w:val="single"/>
-          <w:lang w:val="en-US"/>
-        </w:rPr>
         <w:t>9</w:t>
       </w:r>
       <w:r>
@@ -3971,20 +3654,8 @@
           <w:szCs w:val="28"/>
           <w:lang w:val="en-US"/>
         </w:rPr>
-        <w:t>/</w:t>
-      </w:r>
-      <w:proofErr w:type="spellStart"/>
-      <w:proofErr w:type="gramEnd"/>
-      <w:r>
-        <w:rPr>
-          <w:rFonts w:ascii="Courier New" w:hAnsi="Courier New" w:cs="Courier New"/>
-          <w:sz w:val="28"/>
-          <w:szCs w:val="28"/>
-          <w:lang w:val="en-US"/>
-        </w:rPr>
-        <w:t>formparameter</w:t>
-      </w:r>
-      <w:proofErr w:type="spellEnd"/>
+        <w:t>/formparameter</w:t>
+      </w:r>
     </w:p>
     <w:p>
       <w:pPr>
@@ -4031,7 +3702,6 @@
         </w:rPr>
         <w:t xml:space="preserve"> </w:t>
       </w:r>
-      <w:proofErr w:type="gramStart"/>
       <w:r>
         <w:rPr>
           <w:rFonts w:ascii="Courier New" w:hAnsi="Courier New" w:cs="Courier New"/>
@@ -4058,7 +3728,6 @@
         </w:rPr>
         <w:t>форму</w:t>
       </w:r>
-      <w:proofErr w:type="gramEnd"/>
       <w:r>
         <w:rPr>
           <w:rFonts w:ascii="Courier New" w:hAnsi="Courier New" w:cs="Courier New"/>
@@ -4184,20 +3853,8 @@
           <w:szCs w:val="28"/>
           <w:lang w:val="en-US"/>
         </w:rPr>
-        <w:t xml:space="preserve">number, date, checkbox, </w:t>
-      </w:r>
-      <w:proofErr w:type="spellStart"/>
-      <w:r>
-        <w:rPr>
-          <w:rFonts w:ascii="Courier New" w:hAnsi="Courier New" w:cs="Courier New"/>
-          <w:b/>
-          <w:sz w:val="28"/>
-          <w:szCs w:val="28"/>
-          <w:lang w:val="en-US"/>
-        </w:rPr>
-        <w:t>radiobutton</w:t>
-      </w:r>
-      <w:proofErr w:type="spellEnd"/>
+        <w:t>number, date, checkbox, radiobutton</w:t>
+      </w:r>
       <w:r>
         <w:rPr>
           <w:rFonts w:ascii="Courier New" w:hAnsi="Courier New" w:cs="Courier New"/>
@@ -4225,7 +3882,6 @@
         </w:rPr>
         <w:t xml:space="preserve"> </w:t>
       </w:r>
-      <w:proofErr w:type="spellStart"/>
       <w:r>
         <w:rPr>
           <w:rFonts w:ascii="Courier New" w:hAnsi="Courier New" w:cs="Courier New"/>
@@ -4236,7 +3892,6 @@
         </w:rPr>
         <w:t>textarea</w:t>
       </w:r>
-      <w:proofErr w:type="spellEnd"/>
       <w:r>
         <w:rPr>
           <w:rFonts w:ascii="Courier New" w:hAnsi="Courier New" w:cs="Courier New"/>
@@ -4491,18 +4146,8 @@
           <w:sz w:val="28"/>
           <w:szCs w:val="28"/>
         </w:rPr>
-        <w:t xml:space="preserve">В окно </w:t>
-      </w:r>
-      <w:proofErr w:type="gramStart"/>
-      <w:r>
-        <w:rPr>
-          <w:rFonts w:ascii="Courier New" w:hAnsi="Courier New" w:cs="Courier New"/>
-          <w:sz w:val="28"/>
-          <w:szCs w:val="28"/>
-        </w:rPr>
-        <w:t>браузера  выведите</w:t>
-      </w:r>
-      <w:proofErr w:type="gramEnd"/>
+        <w:t>В окно браузера  выведите</w:t>
+      </w:r>
       <w:r>
         <w:rPr>
           <w:rFonts w:ascii="Courier New" w:hAnsi="Courier New" w:cs="Courier New"/>
@@ -4581,7 +4226,6 @@
         </w:rPr>
         <w:t xml:space="preserve"> </w:t>
       </w:r>
-      <w:proofErr w:type="gramStart"/>
       <w:r>
         <w:rPr>
           <w:rFonts w:ascii="Courier New" w:hAnsi="Courier New" w:cs="Courier New"/>
@@ -4609,20 +4253,8 @@
           <w:szCs w:val="28"/>
           <w:lang w:val="en-US"/>
         </w:rPr>
-        <w:t>/</w:t>
-      </w:r>
-      <w:proofErr w:type="spellStart"/>
-      <w:proofErr w:type="gramEnd"/>
-      <w:r>
-        <w:rPr>
-          <w:rFonts w:ascii="Courier New" w:hAnsi="Courier New" w:cs="Courier New"/>
-          <w:sz w:val="28"/>
-          <w:szCs w:val="28"/>
-          <w:lang w:val="en-US"/>
-        </w:rPr>
-        <w:t>json</w:t>
-      </w:r>
-      <w:proofErr w:type="spellEnd"/>
+        <w:t>/json</w:t>
+      </w:r>
     </w:p>
     <w:p>
       <w:pPr>
@@ -4699,7 +4331,6 @@
         </w:rPr>
         <w:t xml:space="preserve">содержащие данные в </w:t>
       </w:r>
-      <w:proofErr w:type="spellStart"/>
       <w:r>
         <w:rPr>
           <w:rFonts w:ascii="Courier New" w:hAnsi="Courier New" w:cs="Courier New"/>
@@ -4709,7 +4340,6 @@
         </w:rPr>
         <w:t>json</w:t>
       </w:r>
-      <w:proofErr w:type="spellEnd"/>
       <w:r>
         <w:rPr>
           <w:rFonts w:ascii="Courier New" w:hAnsi="Courier New" w:cs="Courier New"/>
@@ -4732,18 +4362,8 @@
           <w:sz w:val="28"/>
           <w:szCs w:val="28"/>
         </w:rPr>
-        <w:t xml:space="preserve"> и оправляет ответы </w:t>
-      </w:r>
-      <w:proofErr w:type="gramStart"/>
-      <w:r>
-        <w:rPr>
-          <w:rFonts w:ascii="Courier New" w:hAnsi="Courier New" w:cs="Courier New"/>
-          <w:sz w:val="28"/>
-          <w:szCs w:val="28"/>
-        </w:rPr>
-        <w:t xml:space="preserve">в  </w:t>
-      </w:r>
-      <w:proofErr w:type="spellStart"/>
+        <w:t xml:space="preserve"> и оправляет ответы в  </w:t>
+      </w:r>
       <w:r>
         <w:rPr>
           <w:rFonts w:ascii="Courier New" w:hAnsi="Courier New" w:cs="Courier New"/>
@@ -4753,8 +4373,6 @@
         </w:rPr>
         <w:t>json</w:t>
       </w:r>
-      <w:proofErr w:type="spellEnd"/>
-      <w:proofErr w:type="gramEnd"/>
       <w:r>
         <w:rPr>
           <w:rFonts w:ascii="Courier New" w:hAnsi="Courier New" w:cs="Courier New"/>
@@ -4843,75 +4461,213 @@
         <w:t xml:space="preserve"> имеет следующую структуру:</w:t>
       </w:r>
     </w:p>
-    <w:p>
-      <w:pPr>
-        <w:jc w:val="both"/>
-        <w:rPr>
-          <w:rFonts w:ascii="Courier New" w:hAnsi="Courier New" w:cs="Courier New"/>
-          <w:sz w:val="28"/>
-          <w:szCs w:val="28"/>
-        </w:rPr>
-      </w:pPr>
-      <w:r>
-        <w:rPr>
-          <w:rFonts w:ascii="Courier New" w:hAnsi="Courier New" w:cs="Courier New"/>
-          <w:noProof/>
-          <w:sz w:val="28"/>
-          <w:szCs w:val="28"/>
-          <w:lang w:eastAsia="ru-RU"/>
-        </w:rPr>
-        <w:drawing>
-          <wp:inline distT="0" distB="0" distL="0" distR="0">
-            <wp:extent cx="4848225" cy="2047875"/>
-            <wp:effectExtent l="0" t="0" r="9525" b="9525"/>
-            <wp:docPr id="1" name="Рисунок 1"/>
-            <wp:cNvGraphicFramePr>
-              <a:graphicFrameLocks xmlns:a="http://schemas.openxmlformats.org/drawingml/2006/main" noChangeAspect="1"/>
-            </wp:cNvGraphicFramePr>
-            <a:graphic xmlns:a="http://schemas.openxmlformats.org/drawingml/2006/main">
-              <a:graphicData uri="http://schemas.openxmlformats.org/drawingml/2006/picture">
-                <pic:pic xmlns:pic="http://schemas.openxmlformats.org/drawingml/2006/picture">
-                  <pic:nvPicPr>
-                    <pic:cNvPr id="0" name="Picture 1"/>
-                    <pic:cNvPicPr>
-                      <a:picLocks noChangeAspect="1" noChangeArrowheads="1"/>
-                    </pic:cNvPicPr>
-                  </pic:nvPicPr>
-                  <pic:blipFill>
-                    <a:blip r:embed="rId8">
-                      <a:extLst>
-                        <a:ext uri="{28A0092B-C50C-407E-A947-70E740481C1C}">
-                          <a14:useLocalDpi xmlns:a14="http://schemas.microsoft.com/office/drawing/2010/main" val="0"/>
-                        </a:ext>
-                      </a:extLst>
-                    </a:blip>
-                    <a:srcRect/>
-                    <a:stretch>
-                      <a:fillRect/>
-                    </a:stretch>
-                  </pic:blipFill>
-                  <pic:spPr bwMode="auto">
-                    <a:xfrm>
-                      <a:off x="0" y="0"/>
-                      <a:ext cx="4848225" cy="2047875"/>
-                    </a:xfrm>
-                    <a:prstGeom prst="rect">
-                      <a:avLst/>
-                    </a:prstGeom>
-                    <a:noFill/>
-                    <a:ln>
-                      <a:noFill/>
-                    </a:ln>
-                  </pic:spPr>
-                </pic:pic>
-              </a:graphicData>
-            </a:graphic>
-          </wp:inline>
-        </w:drawing>
-      </w:r>
-    </w:p>
-    <w:p>
-      <w:pPr>
+    <w:tbl>
+      <w:tblPr>
+        <w:tblStyle w:val="a5"/>
+        <w:tblW w:w="0" w:type="auto"/>
+        <w:tblLook w:val="04A0" w:firstRow="1" w:lastRow="0" w:firstColumn="1" w:lastColumn="0" w:noHBand="0" w:noVBand="1"/>
+      </w:tblPr>
+      <w:tblGrid>
+        <w:gridCol w:w="9345"/>
+      </w:tblGrid>
+      <w:tr>
+        <w:tc>
+          <w:tcPr>
+            <w:tcW w:w="9345" w:type="dxa"/>
+          </w:tcPr>
+          <w:p>
+            <w:pPr>
+              <w:pStyle w:val="a3"/>
+              <w:numPr>
+                <w:ilvl w:val="0"/>
+                <w:numId w:val="1"/>
+              </w:numPr>
+              <w:jc w:val="both"/>
+              <w:rPr>
+                <w:rFonts w:ascii="Courier New" w:hAnsi="Courier New" w:cs="Courier New"/>
+                <w:sz w:val="28"/>
+                <w:szCs w:val="28"/>
+              </w:rPr>
+            </w:pPr>
+            <w:r>
+              <w:rPr>
+                <w:rFonts w:ascii="Courier New" w:hAnsi="Courier New" w:cs="Courier New"/>
+                <w:sz w:val="28"/>
+                <w:szCs w:val="28"/>
+                <w:lang w:val="en-US"/>
+              </w:rPr>
+              <w:t>{</w:t>
+            </w:r>
+          </w:p>
+          <w:p>
+            <w:pPr>
+              <w:pStyle w:val="a3"/>
+              <w:numPr>
+                <w:ilvl w:val="0"/>
+                <w:numId w:val="1"/>
+              </w:numPr>
+              <w:jc w:val="both"/>
+              <w:rPr>
+                <w:rFonts w:ascii="Courier New" w:hAnsi="Courier New" w:cs="Courier New"/>
+                <w:sz w:val="28"/>
+                <w:szCs w:val="28"/>
+              </w:rPr>
+            </w:pPr>
+            <w:r>
+              <w:rPr>
+                <w:rFonts w:ascii="Courier New" w:hAnsi="Courier New" w:cs="Courier New"/>
+                <w:sz w:val="28"/>
+                <w:szCs w:val="28"/>
+              </w:rPr>
+              <w:t>"_comment": " Запрос.Лабораторная работа 8/10",</w:t>
+            </w:r>
+          </w:p>
+          <w:p>
+            <w:pPr>
+              <w:pStyle w:val="a3"/>
+              <w:numPr>
+                <w:ilvl w:val="0"/>
+                <w:numId w:val="1"/>
+              </w:numPr>
+              <w:jc w:val="both"/>
+              <w:rPr>
+                <w:rFonts w:ascii="Courier New" w:hAnsi="Courier New" w:cs="Courier New"/>
+                <w:sz w:val="28"/>
+                <w:szCs w:val="28"/>
+              </w:rPr>
+            </w:pPr>
+            <w:r>
+              <w:rPr>
+                <w:rFonts w:ascii="Courier New" w:hAnsi="Courier New" w:cs="Courier New"/>
+                <w:sz w:val="28"/>
+                <w:szCs w:val="28"/>
+              </w:rPr>
+              <w:t>"х": 1,</w:t>
+            </w:r>
+          </w:p>
+          <w:p>
+            <w:pPr>
+              <w:pStyle w:val="a3"/>
+              <w:numPr>
+                <w:ilvl w:val="0"/>
+                <w:numId w:val="1"/>
+              </w:numPr>
+              <w:jc w:val="both"/>
+              <w:rPr>
+                <w:rFonts w:ascii="Courier New" w:hAnsi="Courier New" w:cs="Courier New"/>
+                <w:sz w:val="28"/>
+                <w:szCs w:val="28"/>
+              </w:rPr>
+            </w:pPr>
+            <w:r>
+              <w:rPr>
+                <w:rFonts w:ascii="Courier New" w:hAnsi="Courier New" w:cs="Courier New"/>
+                <w:sz w:val="28"/>
+                <w:szCs w:val="28"/>
+              </w:rPr>
+              <w:t>"y": 2,</w:t>
+            </w:r>
+          </w:p>
+          <w:p>
+            <w:pPr>
+              <w:pStyle w:val="a3"/>
+              <w:numPr>
+                <w:ilvl w:val="0"/>
+                <w:numId w:val="1"/>
+              </w:numPr>
+              <w:jc w:val="both"/>
+              <w:rPr>
+                <w:rFonts w:ascii="Courier New" w:hAnsi="Courier New" w:cs="Courier New"/>
+                <w:sz w:val="28"/>
+                <w:szCs w:val="28"/>
+              </w:rPr>
+            </w:pPr>
+            <w:r>
+              <w:rPr>
+                <w:rFonts w:ascii="Courier New" w:hAnsi="Courier New" w:cs="Courier New"/>
+                <w:sz w:val="28"/>
+                <w:szCs w:val="28"/>
+              </w:rPr>
+              <w:t>"s": "Сообщение",</w:t>
+            </w:r>
+          </w:p>
+          <w:p>
+            <w:pPr>
+              <w:pStyle w:val="a3"/>
+              <w:numPr>
+                <w:ilvl w:val="0"/>
+                <w:numId w:val="1"/>
+              </w:numPr>
+              <w:jc w:val="both"/>
+              <w:rPr>
+                <w:rFonts w:ascii="Courier New" w:hAnsi="Courier New" w:cs="Courier New"/>
+                <w:sz w:val="28"/>
+                <w:szCs w:val="28"/>
+              </w:rPr>
+            </w:pPr>
+            <w:r>
+              <w:rPr>
+                <w:rFonts w:ascii="Courier New" w:hAnsi="Courier New" w:cs="Courier New"/>
+                <w:sz w:val="28"/>
+                <w:szCs w:val="28"/>
+              </w:rPr>
+              <w:t>"m":["a","b","c","d"],</w:t>
+            </w:r>
+          </w:p>
+          <w:p>
+            <w:pPr>
+              <w:pStyle w:val="a3"/>
+              <w:numPr>
+                <w:ilvl w:val="0"/>
+                <w:numId w:val="1"/>
+              </w:numPr>
+              <w:jc w:val="both"/>
+              <w:rPr>
+                <w:rFonts w:ascii="Courier New" w:hAnsi="Courier New" w:cs="Courier New"/>
+                <w:sz w:val="28"/>
+                <w:szCs w:val="28"/>
+              </w:rPr>
+            </w:pPr>
+            <w:r>
+              <w:rPr>
+                <w:rFonts w:ascii="Courier New" w:hAnsi="Courier New" w:cs="Courier New"/>
+                <w:sz w:val="28"/>
+                <w:szCs w:val="28"/>
+              </w:rPr>
+              <w:t>"o" : {"surname": "Иванов", "name": "Иван"}</w:t>
+            </w:r>
+          </w:p>
+          <w:p>
+            <w:pPr>
+              <w:pStyle w:val="a3"/>
+              <w:numPr>
+                <w:ilvl w:val="0"/>
+                <w:numId w:val="1"/>
+              </w:numPr>
+              <w:jc w:val="both"/>
+              <w:rPr>
+                <w:rFonts w:ascii="Courier New" w:hAnsi="Courier New" w:cs="Courier New"/>
+                <w:sz w:val="28"/>
+                <w:szCs w:val="28"/>
+              </w:rPr>
+            </w:pPr>
+            <w:r>
+              <w:rPr>
+                <w:rFonts w:ascii="Courier New" w:hAnsi="Courier New" w:cs="Courier New"/>
+                <w:sz w:val="28"/>
+                <w:szCs w:val="28"/>
+                <w:lang w:val="en-US"/>
+              </w:rPr>
+              <w:t>}</w:t>
+            </w:r>
+          </w:p>
+        </w:tc>
+      </w:tr>
+    </w:tbl>
+    <w:p>
+      <w:pPr>
+        <w:pStyle w:val="a3"/>
+        <w:ind w:left="0"/>
         <w:jc w:val="both"/>
         <w:rPr>
           <w:rFonts w:ascii="Courier New" w:hAnsi="Courier New" w:cs="Courier New"/>
@@ -4951,8 +4707,187 @@
         <w:t>Сообщение в ответе имеет следующую структуру:</w:t>
       </w:r>
     </w:p>
-    <w:p>
-      <w:pPr>
+    <w:tbl>
+      <w:tblPr>
+        <w:tblStyle w:val="a5"/>
+        <w:tblW w:w="0" w:type="auto"/>
+        <w:tblLook w:val="04A0" w:firstRow="1" w:lastRow="0" w:firstColumn="1" w:lastColumn="0" w:noHBand="0" w:noVBand="1"/>
+      </w:tblPr>
+      <w:tblGrid>
+        <w:gridCol w:w="9345"/>
+      </w:tblGrid>
+      <w:tr>
+        <w:tc>
+          <w:tcPr>
+            <w:tcW w:w="9345" w:type="dxa"/>
+          </w:tcPr>
+          <w:p>
+            <w:pPr>
+              <w:pStyle w:val="a3"/>
+              <w:numPr>
+                <w:ilvl w:val="0"/>
+                <w:numId w:val="1"/>
+              </w:numPr>
+              <w:jc w:val="both"/>
+              <w:rPr>
+                <w:rFonts w:ascii="Courier New" w:hAnsi="Courier New" w:cs="Courier New"/>
+                <w:sz w:val="28"/>
+                <w:szCs w:val="28"/>
+              </w:rPr>
+            </w:pPr>
+            <w:r>
+              <w:rPr>
+                <w:rFonts w:ascii="Courier New" w:hAnsi="Courier New" w:cs="Courier New"/>
+                <w:sz w:val="28"/>
+                <w:szCs w:val="28"/>
+                <w:lang w:val="en-US"/>
+              </w:rPr>
+              <w:t>{</w:t>
+            </w:r>
+            <w:r>
+              <w:rPr>
+                <w:rFonts w:ascii="Courier New" w:hAnsi="Courier New" w:cs="Courier New"/>
+                <w:sz w:val="28"/>
+                <w:szCs w:val="28"/>
+                <w:lang w:val="en-US"/>
+              </w:rPr>
+              <w:br/>
+            </w:r>
+            <w:r>
+              <w:rPr>
+                <w:rFonts w:ascii="Courier New" w:hAnsi="Courier New" w:cs="Courier New"/>
+                <w:sz w:val="28"/>
+                <w:szCs w:val="28"/>
+              </w:rPr>
+              <w:t>"</w:t>
+            </w:r>
+            <w:r>
+              <w:rPr>
+                <w:rFonts w:ascii="Courier New" w:hAnsi="Courier New" w:cs="Courier New"/>
+                <w:sz w:val="28"/>
+                <w:szCs w:val="28"/>
+                <w:lang w:val="en-US"/>
+              </w:rPr>
+              <w:t>__</w:t>
+            </w:r>
+            <w:r>
+              <w:rPr>
+                <w:rFonts w:ascii="Courier New" w:hAnsi="Courier New" w:cs="Courier New"/>
+                <w:sz w:val="28"/>
+                <w:szCs w:val="28"/>
+              </w:rPr>
+              <w:t>comment": " Ответ.Лабораторная работа 8/10",</w:t>
+            </w:r>
+          </w:p>
+          <w:p>
+            <w:pPr>
+              <w:pStyle w:val="a3"/>
+              <w:numPr>
+                <w:ilvl w:val="0"/>
+                <w:numId w:val="1"/>
+              </w:numPr>
+              <w:jc w:val="both"/>
+              <w:rPr>
+                <w:rFonts w:ascii="Courier New" w:hAnsi="Courier New" w:cs="Courier New"/>
+                <w:sz w:val="28"/>
+                <w:szCs w:val="28"/>
+              </w:rPr>
+            </w:pPr>
+            <w:r>
+              <w:rPr>
+                <w:rFonts w:ascii="Courier New" w:hAnsi="Courier New" w:cs="Courier New"/>
+                <w:sz w:val="28"/>
+                <w:szCs w:val="28"/>
+              </w:rPr>
+              <w:t>"x_plus_y": 3,</w:t>
+            </w:r>
+          </w:p>
+          <w:p>
+            <w:pPr>
+              <w:pStyle w:val="a3"/>
+              <w:numPr>
+                <w:ilvl w:val="0"/>
+                <w:numId w:val="1"/>
+              </w:numPr>
+              <w:jc w:val="both"/>
+              <w:rPr>
+                <w:rFonts w:ascii="Courier New" w:hAnsi="Courier New" w:cs="Courier New"/>
+                <w:sz w:val="28"/>
+                <w:szCs w:val="28"/>
+              </w:rPr>
+            </w:pPr>
+            <w:r>
+              <w:rPr>
+                <w:rFonts w:ascii="Courier New" w:hAnsi="Courier New" w:cs="Courier New"/>
+                <w:sz w:val="28"/>
+                <w:szCs w:val="28"/>
+              </w:rPr>
+              <w:t>"Concatination_s_o": "Сооощение: Иванов, Иван",</w:t>
+            </w:r>
+          </w:p>
+          <w:p>
+            <w:pPr>
+              <w:pStyle w:val="a3"/>
+              <w:numPr>
+                <w:ilvl w:val="0"/>
+                <w:numId w:val="1"/>
+              </w:numPr>
+              <w:rPr>
+                <w:rFonts w:ascii="Courier New" w:hAnsi="Courier New" w:cs="Courier New"/>
+                <w:sz w:val="28"/>
+                <w:szCs w:val="28"/>
+              </w:rPr>
+            </w:pPr>
+            <w:r>
+              <w:rPr>
+                <w:rFonts w:ascii="Courier New" w:hAnsi="Courier New" w:cs="Courier New"/>
+                <w:sz w:val="28"/>
+                <w:szCs w:val="28"/>
+              </w:rPr>
+              <w:t>"Length_m":</w:t>
+            </w:r>
+            <w:r>
+              <w:rPr>
+                <w:rFonts w:ascii="Courier New" w:hAnsi="Courier New" w:cs="Courier New"/>
+                <w:sz w:val="28"/>
+                <w:szCs w:val="28"/>
+                <w:lang w:val="en-US"/>
+              </w:rPr>
+              <w:t xml:space="preserve"> </w:t>
+            </w:r>
+            <w:r>
+              <w:rPr>
+                <w:rFonts w:ascii="Courier New" w:hAnsi="Courier New" w:cs="Courier New"/>
+                <w:sz w:val="28"/>
+                <w:szCs w:val="28"/>
+              </w:rPr>
+              <w:t>4</w:t>
+            </w:r>
+            <w:r>
+              <w:rPr>
+                <w:rFonts w:ascii="Courier New" w:hAnsi="Courier New" w:cs="Courier New"/>
+                <w:sz w:val="28"/>
+                <w:szCs w:val="28"/>
+              </w:rPr>
+              <w:br/>
+            </w:r>
+            <w:r>
+              <w:rPr>
+                <w:rFonts w:ascii="Courier New" w:hAnsi="Courier New" w:cs="Courier New"/>
+                <w:sz w:val="28"/>
+                <w:szCs w:val="28"/>
+                <w:lang w:val="en-US"/>
+              </w:rPr>
+              <w:t>}</w:t>
+            </w:r>
+          </w:p>
+        </w:tc>
+      </w:tr>
+    </w:tbl>
+    <w:p>
+      <w:pPr>
+        <w:pStyle w:val="a3"/>
+        <w:ind w:left="0"/>
         <w:jc w:val="both"/>
         <w:rPr>
           <w:rFonts w:ascii="Courier New" w:hAnsi="Courier New" w:cs="Courier New"/>
@@ -4960,6 +4895,16 @@
           <w:szCs w:val="28"/>
         </w:rPr>
       </w:pPr>
+    </w:p>
+    <w:p>
+      <w:pPr>
+        <w:jc w:val="both"/>
+        <w:rPr>
+          <w:rFonts w:ascii="Courier New" w:hAnsi="Courier New" w:cs="Courier New"/>
+          <w:sz w:val="28"/>
+          <w:szCs w:val="28"/>
+        </w:rPr>
+      </w:pPr>
       <w:r>
         <w:rPr>
           <w:rFonts w:ascii="Courier New" w:hAnsi="Courier New" w:cs="Courier New"/>
@@ -4968,6 +4913,7 @@
           <w:szCs w:val="28"/>
           <w:lang w:eastAsia="ru-RU"/>
         </w:rPr>
+        <w:lastRenderedPageBreak/>
         <w:drawing>
           <wp:inline distT="0" distB="0" distL="0" distR="0">
             <wp:extent cx="5076825" cy="1581150"/>
@@ -4986,7 +4932,7 @@
                     </pic:cNvPicPr>
                   </pic:nvPicPr>
                   <pic:blipFill>
-                    <a:blip r:embed="rId9">
+                    <a:blip r:embed="rId8">
                       <a:extLst>
                         <a:ext uri="{28A0092B-C50C-407E-A947-70E740481C1C}">
                           <a14:useLocalDpi xmlns:a14="http://schemas.microsoft.com/office/drawing/2010/main" val="0"/>
@@ -5033,7 +4979,6 @@
           <w:sz w:val="28"/>
           <w:szCs w:val="28"/>
         </w:rPr>
-        <w:lastRenderedPageBreak/>
         <w:t xml:space="preserve">Поле </w:t>
       </w:r>
       <w:r>
@@ -5091,7 +5036,6 @@
         </w:rPr>
         <w:t xml:space="preserve"> </w:t>
       </w:r>
-      <w:proofErr w:type="gramStart"/>
       <w:r>
         <w:rPr>
           <w:rFonts w:ascii="Courier New" w:hAnsi="Courier New" w:cs="Courier New"/>
@@ -5115,16 +5059,7 @@
           <w:sz w:val="28"/>
           <w:szCs w:val="28"/>
         </w:rPr>
-        <w:t>сумму</w:t>
-      </w:r>
-      <w:proofErr w:type="gramEnd"/>
-      <w:r>
-        <w:rPr>
-          <w:rFonts w:ascii="Courier New" w:hAnsi="Courier New" w:cs="Courier New"/>
-          <w:sz w:val="28"/>
-          <w:szCs w:val="28"/>
-        </w:rPr>
-        <w:t xml:space="preserve">  полей </w:t>
+        <w:t xml:space="preserve">сумму  полей </w:t>
       </w:r>
       <w:r>
         <w:rPr>
@@ -5189,7 +5124,6 @@
         </w:rPr>
         <w:t xml:space="preserve">Поле </w:t>
       </w:r>
-      <w:proofErr w:type="spellStart"/>
       <w:r>
         <w:rPr>
           <w:rFonts w:ascii="Courier New" w:hAnsi="Courier New" w:cs="Courier New"/>
@@ -5200,7 +5134,6 @@
         </w:rPr>
         <w:t>Concatination</w:t>
       </w:r>
-      <w:proofErr w:type="spellEnd"/>
       <w:r>
         <w:rPr>
           <w:rFonts w:ascii="Courier New" w:hAnsi="Courier New" w:cs="Courier New"/>
@@ -5316,7 +5249,6 @@
         </w:rPr>
         <w:t xml:space="preserve">свойств объекта </w:t>
       </w:r>
-      <w:proofErr w:type="gramStart"/>
       <w:r>
         <w:rPr>
           <w:rFonts w:ascii="Courier New" w:hAnsi="Courier New" w:cs="Courier New"/>
@@ -5332,16 +5264,7 @@
           <w:sz w:val="28"/>
           <w:szCs w:val="28"/>
         </w:rPr>
-        <w:t>запроса</w:t>
-      </w:r>
-      <w:proofErr w:type="gramEnd"/>
-      <w:r>
-        <w:rPr>
-          <w:rFonts w:ascii="Courier New" w:hAnsi="Courier New" w:cs="Courier New"/>
-          <w:sz w:val="28"/>
-          <w:szCs w:val="28"/>
-        </w:rPr>
-        <w:t>.</w:t>
+        <w:t>запроса.</w:t>
       </w:r>
     </w:p>
     <w:p>
@@ -5416,7 +5339,6 @@
         </w:rPr>
         <w:t xml:space="preserve"> </w:t>
       </w:r>
-      <w:proofErr w:type="gramStart"/>
       <w:r>
         <w:rPr>
           <w:rFonts w:ascii="Courier New" w:hAnsi="Courier New" w:cs="Courier New"/>
@@ -5440,16 +5362,7 @@
           <w:sz w:val="28"/>
           <w:szCs w:val="28"/>
         </w:rPr>
-        <w:t>количество</w:t>
-      </w:r>
-      <w:proofErr w:type="gramEnd"/>
-      <w:r>
-        <w:rPr>
-          <w:rFonts w:ascii="Courier New" w:hAnsi="Courier New" w:cs="Courier New"/>
-          <w:sz w:val="28"/>
-          <w:szCs w:val="28"/>
-        </w:rPr>
-        <w:t xml:space="preserve"> элементов в массиве </w:t>
+        <w:t xml:space="preserve">количество элементов в массиве </w:t>
       </w:r>
       <w:r>
         <w:rPr>
@@ -5687,16 +5600,7 @@
           <w:sz w:val="28"/>
           <w:szCs w:val="28"/>
         </w:rPr>
-        <w:t xml:space="preserve">-формате и оправляет ответы </w:t>
-      </w:r>
-      <w:proofErr w:type="gramStart"/>
-      <w:r>
-        <w:rPr>
-          <w:rFonts w:ascii="Courier New" w:hAnsi="Courier New" w:cs="Courier New"/>
-          <w:sz w:val="28"/>
-          <w:szCs w:val="28"/>
-        </w:rPr>
-        <w:t xml:space="preserve">в  </w:t>
+        <w:t xml:space="preserve">-формате и оправляет ответы в  </w:t>
       </w:r>
       <w:r>
         <w:rPr>
@@ -5707,7 +5611,6 @@
         </w:rPr>
         <w:t>xml</w:t>
       </w:r>
-      <w:proofErr w:type="gramEnd"/>
       <w:r>
         <w:rPr>
           <w:rFonts w:ascii="Courier New" w:hAnsi="Courier New" w:cs="Courier New"/>
@@ -5745,7 +5648,205 @@
           <w:sz w:val="28"/>
           <w:szCs w:val="28"/>
         </w:rPr>
-        <w:t xml:space="preserve">просе имеет следующую структуру. </w:t>
+        <w:t>просе имеет следующую структуру.</w:t>
+      </w:r>
+    </w:p>
+    <w:tbl>
+      <w:tblPr>
+        <w:tblStyle w:val="a5"/>
+        <w:tblW w:w="0" w:type="auto"/>
+        <w:tblLook w:val="04A0" w:firstRow="1" w:lastRow="0" w:firstColumn="1" w:lastColumn="0" w:noHBand="0" w:noVBand="1"/>
+      </w:tblPr>
+      <w:tblGrid>
+        <w:gridCol w:w="9345"/>
+      </w:tblGrid>
+      <w:tr>
+        <w:tc>
+          <w:tcPr>
+            <w:tcW w:w="9345" w:type="dxa"/>
+          </w:tcPr>
+          <w:p>
+            <w:pPr>
+              <w:pStyle w:val="a3"/>
+              <w:numPr>
+                <w:ilvl w:val="0"/>
+                <w:numId w:val="1"/>
+              </w:numPr>
+              <w:jc w:val="both"/>
+              <w:rPr>
+                <w:rFonts w:ascii="Courier New" w:hAnsi="Courier New" w:cs="Courier New"/>
+                <w:sz w:val="28"/>
+                <w:szCs w:val="28"/>
+              </w:rPr>
+            </w:pPr>
+            <w:r>
+              <w:rPr>
+                <w:rFonts w:ascii="Courier New" w:hAnsi="Courier New" w:cs="Courier New"/>
+                <w:sz w:val="28"/>
+                <w:szCs w:val="28"/>
+              </w:rPr>
+              <w:t>&lt;request id = "28"&gt;</w:t>
+            </w:r>
+          </w:p>
+          <w:p>
+            <w:pPr>
+              <w:pStyle w:val="a3"/>
+              <w:numPr>
+                <w:ilvl w:val="0"/>
+                <w:numId w:val="1"/>
+              </w:numPr>
+              <w:jc w:val="both"/>
+              <w:rPr>
+                <w:rFonts w:ascii="Courier New" w:hAnsi="Courier New" w:cs="Courier New"/>
+                <w:sz w:val="28"/>
+                <w:szCs w:val="28"/>
+              </w:rPr>
+            </w:pPr>
+            <w:r>
+              <w:rPr>
+                <w:rFonts w:ascii="Courier New" w:hAnsi="Courier New" w:cs="Courier New"/>
+                <w:sz w:val="28"/>
+                <w:szCs w:val="28"/>
+              </w:rPr>
+              <w:t>&lt;x value = "1"/&gt;</w:t>
+            </w:r>
+          </w:p>
+          <w:p>
+            <w:pPr>
+              <w:pStyle w:val="a3"/>
+              <w:numPr>
+                <w:ilvl w:val="0"/>
+                <w:numId w:val="1"/>
+              </w:numPr>
+              <w:jc w:val="both"/>
+              <w:rPr>
+                <w:rFonts w:ascii="Courier New" w:hAnsi="Courier New" w:cs="Courier New"/>
+                <w:sz w:val="28"/>
+                <w:szCs w:val="28"/>
+              </w:rPr>
+            </w:pPr>
+            <w:r>
+              <w:rPr>
+                <w:rFonts w:ascii="Courier New" w:hAnsi="Courier New" w:cs="Courier New"/>
+                <w:sz w:val="28"/>
+                <w:szCs w:val="28"/>
+              </w:rPr>
+              <w:t>&lt;x value = "2"/&gt;</w:t>
+            </w:r>
+          </w:p>
+          <w:p>
+            <w:pPr>
+              <w:pStyle w:val="a3"/>
+              <w:numPr>
+                <w:ilvl w:val="0"/>
+                <w:numId w:val="1"/>
+              </w:numPr>
+              <w:jc w:val="both"/>
+              <w:rPr>
+                <w:rFonts w:ascii="Courier New" w:hAnsi="Courier New" w:cs="Courier New"/>
+                <w:sz w:val="28"/>
+                <w:szCs w:val="28"/>
+              </w:rPr>
+            </w:pPr>
+            <w:r>
+              <w:rPr>
+                <w:rFonts w:ascii="Courier New" w:hAnsi="Courier New" w:cs="Courier New"/>
+                <w:sz w:val="28"/>
+                <w:szCs w:val="28"/>
+              </w:rPr>
+              <w:t>&lt;m value = "a"/&gt;</w:t>
+            </w:r>
+          </w:p>
+          <w:p>
+            <w:pPr>
+              <w:pStyle w:val="a3"/>
+              <w:numPr>
+                <w:ilvl w:val="0"/>
+                <w:numId w:val="1"/>
+              </w:numPr>
+              <w:jc w:val="both"/>
+              <w:rPr>
+                <w:rFonts w:ascii="Courier New" w:hAnsi="Courier New" w:cs="Courier New"/>
+                <w:sz w:val="28"/>
+                <w:szCs w:val="28"/>
+              </w:rPr>
+            </w:pPr>
+            <w:r>
+              <w:rPr>
+                <w:rFonts w:ascii="Courier New" w:hAnsi="Courier New" w:cs="Courier New"/>
+                <w:sz w:val="28"/>
+                <w:szCs w:val="28"/>
+              </w:rPr>
+              <w:t>&lt;m value = "b"/&gt;</w:t>
+            </w:r>
+          </w:p>
+          <w:p>
+            <w:pPr>
+              <w:pStyle w:val="a3"/>
+              <w:numPr>
+                <w:ilvl w:val="0"/>
+                <w:numId w:val="1"/>
+              </w:numPr>
+              <w:jc w:val="both"/>
+              <w:rPr>
+                <w:rFonts w:ascii="Courier New" w:hAnsi="Courier New" w:cs="Courier New"/>
+                <w:sz w:val="28"/>
+                <w:szCs w:val="28"/>
+              </w:rPr>
+            </w:pPr>
+            <w:r>
+              <w:rPr>
+                <w:rFonts w:ascii="Courier New" w:hAnsi="Courier New" w:cs="Courier New"/>
+                <w:sz w:val="28"/>
+                <w:szCs w:val="28"/>
+              </w:rPr>
+              <w:t>&lt;m value = "c"/&gt;</w:t>
+            </w:r>
+          </w:p>
+          <w:p>
+            <w:pPr>
+              <w:pStyle w:val="a3"/>
+              <w:numPr>
+                <w:ilvl w:val="0"/>
+                <w:numId w:val="1"/>
+              </w:numPr>
+              <w:jc w:val="both"/>
+              <w:rPr>
+                <w:rFonts w:ascii="Courier New" w:hAnsi="Courier New" w:cs="Courier New"/>
+                <w:sz w:val="28"/>
+                <w:szCs w:val="28"/>
+              </w:rPr>
+            </w:pPr>
+            <w:r>
+              <w:rPr>
+                <w:rFonts w:ascii="Courier New" w:hAnsi="Courier New" w:cs="Courier New"/>
+                <w:sz w:val="28"/>
+                <w:szCs w:val="28"/>
+              </w:rPr>
+              <w:t>&lt;/request&gt;</w:t>
+            </w:r>
+          </w:p>
+        </w:tc>
+      </w:tr>
+    </w:tbl>
+    <w:p>
+      <w:pPr>
+        <w:pStyle w:val="a3"/>
+        <w:ind w:left="0"/>
+        <w:jc w:val="both"/>
+        <w:rPr>
+          <w:rFonts w:ascii="Courier New" w:hAnsi="Courier New" w:cs="Courier New"/>
+          <w:sz w:val="28"/>
+          <w:szCs w:val="28"/>
+        </w:rPr>
+      </w:pPr>
+      <w:r>
+        <w:rPr>
+          <w:rFonts w:ascii="Courier New" w:hAnsi="Courier New" w:cs="Courier New"/>
+          <w:sz w:val="28"/>
+          <w:szCs w:val="28"/>
+        </w:rPr>
+        <w:t xml:space="preserve"> </w:t>
       </w:r>
     </w:p>
     <w:p>
@@ -5785,7 +5886,7 @@
                     </pic:cNvPicPr>
                   </pic:nvPicPr>
                   <pic:blipFill>
-                    <a:blip r:embed="rId10">
+                    <a:blip r:embed="rId9">
                       <a:extLst>
                         <a:ext uri="{28A0092B-C50C-407E-A947-70E740481C1C}">
                           <a14:useLocalDpi xmlns:a14="http://schemas.microsoft.com/office/drawing/2010/main" val="0"/>
@@ -5865,7 +5966,6 @@
         </w:rPr>
         <w:t xml:space="preserve">и </w:t>
       </w:r>
-      <w:proofErr w:type="gramStart"/>
       <w:r>
         <w:rPr>
           <w:rFonts w:ascii="Courier New" w:hAnsi="Courier New" w:cs="Courier New"/>
@@ -5890,16 +5990,7 @@
           <w:sz w:val="28"/>
           <w:szCs w:val="28"/>
         </w:rPr>
-        <w:t xml:space="preserve"> в</w:t>
-      </w:r>
-      <w:proofErr w:type="gramEnd"/>
-      <w:r>
-        <w:rPr>
-          <w:rFonts w:ascii="Courier New" w:hAnsi="Courier New" w:cs="Courier New"/>
-          <w:sz w:val="28"/>
-          <w:szCs w:val="28"/>
-        </w:rPr>
-        <w:t xml:space="preserve"> запросе </w:t>
+        <w:t xml:space="preserve"> в запросе </w:t>
       </w:r>
       <w:r>
         <w:rPr>
@@ -5964,6 +6055,130 @@
         </w:rPr>
         <w:t xml:space="preserve"> имеет следующую структуру.</w:t>
       </w:r>
+    </w:p>
+    <w:tbl>
+      <w:tblPr>
+        <w:tblStyle w:val="a5"/>
+        <w:tblW w:w="0" w:type="auto"/>
+        <w:tblLook w:val="04A0" w:firstRow="1" w:lastRow="0" w:firstColumn="1" w:lastColumn="0" w:noHBand="0" w:noVBand="1"/>
+      </w:tblPr>
+      <w:tblGrid>
+        <w:gridCol w:w="9345"/>
+      </w:tblGrid>
+      <w:tr>
+        <w:tc>
+          <w:tcPr>
+            <w:tcW w:w="9345" w:type="dxa"/>
+          </w:tcPr>
+          <w:p>
+            <w:pPr>
+              <w:pStyle w:val="a3"/>
+              <w:numPr>
+                <w:ilvl w:val="0"/>
+                <w:numId w:val="1"/>
+              </w:numPr>
+              <w:jc w:val="both"/>
+              <w:rPr>
+                <w:rFonts w:ascii="Courier New" w:hAnsi="Courier New" w:cs="Courier New"/>
+                <w:sz w:val="28"/>
+                <w:szCs w:val="28"/>
+              </w:rPr>
+            </w:pPr>
+            <w:r>
+              <w:rPr>
+                <w:rFonts w:ascii="Courier New" w:hAnsi="Courier New" w:cs="Courier New"/>
+                <w:sz w:val="28"/>
+                <w:szCs w:val="28"/>
+              </w:rPr>
+              <w:t>&lt;response id ="33" request="28"&gt;</w:t>
+            </w:r>
+          </w:p>
+          <w:p>
+            <w:pPr>
+              <w:pStyle w:val="a3"/>
+              <w:numPr>
+                <w:ilvl w:val="0"/>
+                <w:numId w:val="1"/>
+              </w:numPr>
+              <w:jc w:val="both"/>
+              <w:rPr>
+                <w:rFonts w:ascii="Courier New" w:hAnsi="Courier New" w:cs="Courier New"/>
+                <w:sz w:val="28"/>
+                <w:szCs w:val="28"/>
+              </w:rPr>
+            </w:pPr>
+            <w:r>
+              <w:rPr>
+                <w:rFonts w:ascii="Courier New" w:hAnsi="Courier New" w:cs="Courier New"/>
+                <w:sz w:val="28"/>
+                <w:szCs w:val="28"/>
+              </w:rPr>
+              <w:lastRenderedPageBreak/>
+              <w:t>element = "x" result="3" /&gt;</w:t>
+            </w:r>
+          </w:p>
+          <w:p>
+            <w:pPr>
+              <w:pStyle w:val="a3"/>
+              <w:numPr>
+                <w:ilvl w:val="0"/>
+                <w:numId w:val="1"/>
+              </w:numPr>
+              <w:jc w:val="both"/>
+              <w:rPr>
+                <w:rFonts w:ascii="Courier New" w:hAnsi="Courier New" w:cs="Courier New"/>
+                <w:sz w:val="28"/>
+                <w:szCs w:val="28"/>
+                <w:lang w:val="en-US"/>
+              </w:rPr>
+            </w:pPr>
+            <w:r>
+              <w:rPr>
+                <w:rFonts w:ascii="Courier New" w:hAnsi="Courier New" w:cs="Courier New"/>
+                <w:sz w:val="28"/>
+                <w:szCs w:val="28"/>
+                <w:lang w:val="en-US"/>
+              </w:rPr>
+              <w:t>&lt;concat element = "m" result = "abc" /&gt;</w:t>
+            </w:r>
+          </w:p>
+          <w:p>
+            <w:pPr>
+              <w:pStyle w:val="a3"/>
+              <w:numPr>
+                <w:ilvl w:val="0"/>
+                <w:numId w:val="1"/>
+              </w:numPr>
+              <w:jc w:val="both"/>
+              <w:rPr>
+                <w:rFonts w:ascii="Courier New" w:hAnsi="Courier New" w:cs="Courier New"/>
+                <w:sz w:val="28"/>
+                <w:szCs w:val="28"/>
+              </w:rPr>
+            </w:pPr>
+            <w:r>
+              <w:rPr>
+                <w:rFonts w:ascii="Courier New" w:hAnsi="Courier New" w:cs="Courier New"/>
+                <w:sz w:val="28"/>
+                <w:szCs w:val="28"/>
+              </w:rPr>
+              <w:t>&lt;/request&gt;</w:t>
+            </w:r>
+          </w:p>
+        </w:tc>
+      </w:tr>
+    </w:tbl>
+    <w:p>
+      <w:pPr>
+        <w:pStyle w:val="a3"/>
+        <w:ind w:left="0"/>
+        <w:jc w:val="both"/>
+        <w:rPr>
+          <w:rFonts w:ascii="Courier New" w:hAnsi="Courier New" w:cs="Courier New"/>
+          <w:sz w:val="28"/>
+          <w:szCs w:val="28"/>
+        </w:rPr>
+      </w:pPr>
     </w:p>
     <w:p>
       <w:pPr>
@@ -6000,7 +6215,7 @@
                     </pic:cNvPicPr>
                   </pic:nvPicPr>
                   <pic:blipFill>
-                    <a:blip r:embed="rId11">
+                    <a:blip r:embed="rId10">
                       <a:extLst>
                         <a:ext uri="{28A0092B-C50C-407E-A947-70E740481C1C}">
                           <a14:useLocalDpi xmlns:a14="http://schemas.microsoft.com/office/drawing/2010/main" val="0"/>
@@ -6078,16 +6293,7 @@
           <w:sz w:val="28"/>
           <w:szCs w:val="28"/>
         </w:rPr>
-        <w:t xml:space="preserve">в ответе один и содержит </w:t>
-      </w:r>
-      <w:proofErr w:type="gramStart"/>
-      <w:r>
-        <w:rPr>
-          <w:rFonts w:ascii="Courier New" w:hAnsi="Courier New" w:cs="Courier New"/>
-          <w:sz w:val="28"/>
-          <w:szCs w:val="28"/>
-        </w:rPr>
-        <w:t xml:space="preserve">сумму </w:t>
+        <w:t xml:space="preserve">в ответе один и содержит сумму </w:t>
       </w:r>
       <w:r>
         <w:rPr>
@@ -6103,16 +6309,7 @@
           <w:sz w:val="28"/>
           <w:szCs w:val="28"/>
         </w:rPr>
-        <w:t>всех</w:t>
-      </w:r>
-      <w:proofErr w:type="gramEnd"/>
-      <w:r>
-        <w:rPr>
-          <w:rFonts w:ascii="Courier New" w:hAnsi="Courier New" w:cs="Courier New"/>
-          <w:sz w:val="28"/>
-          <w:szCs w:val="28"/>
-        </w:rPr>
-        <w:t xml:space="preserve"> значений</w:t>
+        <w:t>всех значений</w:t>
       </w:r>
       <w:r>
         <w:rPr>
@@ -6205,7 +6402,6 @@
         </w:rPr>
         <w:t xml:space="preserve">Элемент </w:t>
       </w:r>
-      <w:proofErr w:type="spellStart"/>
       <w:r>
         <w:rPr>
           <w:rFonts w:ascii="Courier New" w:hAnsi="Courier New" w:cs="Courier New"/>
@@ -6216,7 +6412,6 @@
         </w:rPr>
         <w:t>concat</w:t>
       </w:r>
-      <w:proofErr w:type="spellEnd"/>
       <w:r>
         <w:rPr>
           <w:rFonts w:ascii="Courier New" w:hAnsi="Courier New" w:cs="Courier New"/>
@@ -6429,7 +6624,6 @@
           <w:szCs w:val="28"/>
           <w:u w:val="single"/>
         </w:rPr>
-        <w:lastRenderedPageBreak/>
         <w:t>Задание</w:t>
       </w:r>
       <w:r>
@@ -6968,25 +7162,7 @@
           <w:sz w:val="28"/>
           <w:szCs w:val="28"/>
         </w:rPr>
-        <w:t xml:space="preserve">В ответ на запрос высылается ответ, </w:t>
-      </w:r>
-      <w:proofErr w:type="gramStart"/>
-      <w:r>
-        <w:rPr>
-          <w:rFonts w:ascii="Courier New" w:hAnsi="Courier New" w:cs="Courier New"/>
-          <w:sz w:val="28"/>
-          <w:szCs w:val="28"/>
-        </w:rPr>
-        <w:t>пересылающий  файл</w:t>
-      </w:r>
-      <w:proofErr w:type="gramEnd"/>
-      <w:r>
-        <w:rPr>
-          <w:rFonts w:ascii="Courier New" w:hAnsi="Courier New" w:cs="Courier New"/>
-          <w:sz w:val="28"/>
-          <w:szCs w:val="28"/>
-        </w:rPr>
-        <w:t xml:space="preserve"> с именем </w:t>
+        <w:t xml:space="preserve">В ответ на запрос высылается ответ, пересылающий  файл с именем </w:t>
       </w:r>
       <w:r>
         <w:rPr>
@@ -7302,6 +7478,7 @@
           <w:sz w:val="28"/>
           <w:szCs w:val="28"/>
         </w:rPr>
+        <w:lastRenderedPageBreak/>
         <w:t xml:space="preserve">В ответ на </w:t>
       </w:r>
       <w:r>
@@ -7354,7 +7531,6 @@
         </w:rPr>
         <w:t>/</w:t>
       </w:r>
-      <w:proofErr w:type="gramStart"/>
       <w:r>
         <w:rPr>
           <w:rFonts w:ascii="Courier New" w:hAnsi="Courier New" w:cs="Courier New"/>
@@ -7379,16 +7555,7 @@
           <w:sz w:val="28"/>
           <w:szCs w:val="28"/>
         </w:rPr>
-        <w:t>высылается</w:t>
-      </w:r>
-      <w:proofErr w:type="gramEnd"/>
-      <w:r>
-        <w:rPr>
-          <w:rFonts w:ascii="Courier New" w:hAnsi="Courier New" w:cs="Courier New"/>
-          <w:sz w:val="28"/>
-          <w:szCs w:val="28"/>
-        </w:rPr>
-        <w:t xml:space="preserve"> </w:t>
+        <w:t xml:space="preserve">высылается </w:t>
       </w:r>
       <w:r>
         <w:rPr>
@@ -7522,25 +7689,7 @@
           <w:sz w:val="28"/>
           <w:szCs w:val="28"/>
         </w:rPr>
-        <w:t xml:space="preserve">Сервер </w:t>
-      </w:r>
-      <w:proofErr w:type="gramStart"/>
-      <w:r>
-        <w:rPr>
-          <w:rFonts w:ascii="Courier New" w:hAnsi="Courier New" w:cs="Courier New"/>
-          <w:sz w:val="28"/>
-          <w:szCs w:val="28"/>
-        </w:rPr>
-        <w:t>сохраняет  файл</w:t>
-      </w:r>
-      <w:proofErr w:type="gramEnd"/>
-      <w:r>
-        <w:rPr>
-          <w:rFonts w:ascii="Courier New" w:hAnsi="Courier New" w:cs="Courier New"/>
-          <w:sz w:val="28"/>
-          <w:szCs w:val="28"/>
-        </w:rPr>
-        <w:t xml:space="preserve"> в директории </w:t>
+        <w:t xml:space="preserve">Сервер сохраняет  файл в директории </w:t>
       </w:r>
       <w:r>
         <w:rPr>
@@ -7608,6 +7757,8 @@
         </w:rPr>
         <w:t>.</w:t>
       </w:r>
+      <w:bookmarkStart w:id="0" w:name="_GoBack"/>
+      <w:bookmarkEnd w:id="0"/>
     </w:p>
     <w:p>
       <w:pPr>
@@ -7672,23 +7823,13 @@
         </w:rPr>
         <w:t xml:space="preserve"> </w:t>
       </w:r>
-      <w:proofErr w:type="gramStart"/>
-      <w:r>
-        <w:rPr>
-          <w:rFonts w:ascii="Courier New" w:hAnsi="Courier New" w:cs="Courier New"/>
-          <w:sz w:val="28"/>
-          <w:szCs w:val="28"/>
-        </w:rPr>
-        <w:t>Ответьте  на</w:t>
-      </w:r>
-      <w:proofErr w:type="gramEnd"/>
-      <w:r>
-        <w:rPr>
-          <w:rFonts w:ascii="Courier New" w:hAnsi="Courier New" w:cs="Courier New"/>
-          <w:sz w:val="28"/>
-          <w:szCs w:val="28"/>
-        </w:rPr>
-        <w:t xml:space="preserve"> следующие  вопросы.</w:t>
+      <w:r>
+        <w:rPr>
+          <w:rFonts w:ascii="Courier New" w:hAnsi="Courier New" w:cs="Courier New"/>
+          <w:sz w:val="28"/>
+          <w:szCs w:val="28"/>
+        </w:rPr>
+        <w:t>Ответьте  на следующие  вопросы.</w:t>
       </w:r>
     </w:p>
     <w:p>
@@ -7943,7 +8084,6 @@
         </w:rPr>
         <w:t>-</w:t>
       </w:r>
-      <w:proofErr w:type="gramStart"/>
       <w:r>
         <w:rPr>
           <w:rFonts w:ascii="Courier New" w:hAnsi="Courier New" w:cs="Courier New"/>
@@ -7979,7 +8119,6 @@
         </w:rPr>
         <w:t>заголовка</w:t>
       </w:r>
-      <w:proofErr w:type="gramEnd"/>
       <w:r>
         <w:rPr>
           <w:rFonts w:ascii="Courier New" w:hAnsi="Courier New" w:cs="Courier New"/>
@@ -8126,7 +8265,6 @@
         </w:rPr>
         <w:t>-</w:t>
       </w:r>
-      <w:proofErr w:type="gramStart"/>
       <w:r>
         <w:rPr>
           <w:rFonts w:ascii="Courier New" w:hAnsi="Courier New" w:cs="Courier New"/>
@@ -8162,7 +8300,6 @@
         </w:rPr>
         <w:t>заголовка</w:t>
       </w:r>
-      <w:proofErr w:type="gramEnd"/>
       <w:r>
         <w:rPr>
           <w:rFonts w:ascii="Courier New" w:hAnsi="Courier New" w:cs="Courier New"/>
@@ -8462,16 +8599,7 @@
           <w:sz w:val="28"/>
           <w:szCs w:val="28"/>
         </w:rPr>
-        <w:t xml:space="preserve">Поясните </w:t>
-      </w:r>
-      <w:proofErr w:type="gramStart"/>
-      <w:r>
-        <w:rPr>
-          <w:rFonts w:ascii="Courier New" w:hAnsi="Courier New" w:cs="Courier New"/>
-          <w:sz w:val="28"/>
-          <w:szCs w:val="28"/>
-        </w:rPr>
-        <w:t xml:space="preserve">понятие  </w:t>
+        <w:t xml:space="preserve">Поясните понятие  </w:t>
       </w:r>
       <w:r>
         <w:rPr>
@@ -8483,7 +8611,6 @@
         </w:rPr>
         <w:t>JSON</w:t>
       </w:r>
-      <w:proofErr w:type="gramEnd"/>
       <w:r>
         <w:rPr>
           <w:rFonts w:ascii="Courier New" w:hAnsi="Courier New" w:cs="Courier New"/>
@@ -8513,16 +8640,7 @@
           <w:sz w:val="28"/>
           <w:szCs w:val="28"/>
         </w:rPr>
-        <w:t xml:space="preserve">Поясните </w:t>
-      </w:r>
-      <w:proofErr w:type="gramStart"/>
-      <w:r>
-        <w:rPr>
-          <w:rFonts w:ascii="Courier New" w:hAnsi="Courier New" w:cs="Courier New"/>
-          <w:sz w:val="28"/>
-          <w:szCs w:val="28"/>
-        </w:rPr>
-        <w:t xml:space="preserve">понятие  </w:t>
+        <w:t xml:space="preserve">Поясните понятие  </w:t>
       </w:r>
       <w:r>
         <w:rPr>
@@ -8534,7 +8652,6 @@
         </w:rPr>
         <w:t>XML</w:t>
       </w:r>
-      <w:proofErr w:type="gramEnd"/>
       <w:r>
         <w:rPr>
           <w:rFonts w:ascii="Courier New" w:hAnsi="Courier New" w:cs="Courier New"/>
@@ -8545,7 +8662,7 @@
       </w:r>
     </w:p>
     <w:sectPr>
-      <w:footerReference w:type="default" r:id="rId12"/>
+      <w:footerReference w:type="default" r:id="rId11"/>
       <w:pgSz w:w="11906" w:h="16838"/>
       <w:pgMar w:top="1134" w:right="850" w:bottom="1134" w:left="1701" w:header="708" w:footer="708" w:gutter="0"/>
       <w:cols w:space="708"/>
@@ -8610,7 +8727,7 @@
           <w:rPr>
             <w:noProof/>
           </w:rPr>
-          <w:t>5</w:t>
+          <w:t>6</w:t>
         </w:r>
         <w:r>
           <w:fldChar w:fldCharType="end"/>
@@ -10350,7 +10467,7 @@
 </file>
 
 <file path=customXml/itemProps1.xml><?xml version="1.0" encoding="utf-8"?>
-<ds:datastoreItem xmlns:ds="http://schemas.openxmlformats.org/officeDocument/2006/customXml" ds:itemID="{F74BCE24-03BF-4902-8CCD-E84A66D3C434}">
+<ds:datastoreItem xmlns:ds="http://schemas.openxmlformats.org/officeDocument/2006/customXml" ds:itemID="{A6694103-41A8-44B8-8218-9ADFD876D175}">
   <ds:schemaRefs>
     <ds:schemaRef ds:uri="http://schemas.openxmlformats.org/officeDocument/2006/bibliography"/>
   </ds:schemaRefs>
